--- a/forms/AI Tool Usage Chatting History template.docx
+++ b/forms/AI Tool Usage Chatting History template.docx
@@ -1,37 +1,19 @@
 
 <file path=word/document.xml><?xml version="1.0" encoding="utf-8"?>
-<w:document xmlns:wpc="http://schemas.microsoft.com/office/word/2010/wordprocessingCanvas" xmlns:cx="http://schemas.microsoft.com/office/drawing/2014/chartex" xmlns:cx1="http://schemas.microsoft.com/office/drawing/2015/9/8/chartex" xmlns:cx2="http://schemas.microsoft.com/office/drawing/2015/10/21/chartex" xmlns:cx3="http://schemas.microsoft.com/office/drawing/2016/5/9/chartex" xmlns:cx4="http://schemas.microsoft.com/office/drawing/2016/5/10/chartex" xmlns:cx5="http://schemas.microsoft.com/office/drawing/2016/5/11/chartex" xmlns:cx6="http://schemas.microsoft.com/office/drawing/2016/5/12/chartex" xmlns:cx7="http://schemas.microsoft.com/office/drawing/2016/5/13/chartex" xmlns:cx8="http://schemas.microsoft.com/office/drawing/2016/5/14/chartex" xmlns:mc="http://schemas.openxmlformats.org/markup-compatibility/2006" xmlns:aink="http://schemas.microsoft.com/office/drawing/2016/ink" xmlns:am3d="http://schemas.microsoft.com/office/drawing/2017/model3d" xmlns:o="urn:schemas-microsoft-com:office:office" xmlns:oel="http://schemas.microsoft.com/office/2019/extlst" xmlns:r="http://schemas.openxmlformats.org/officeDocument/2006/relationships" xmlns:m="http://schemas.openxmlformats.org/officeDocument/2006/math" xmlns:v="urn:schemas-microsoft-com:vml" xmlns:wp14="http://schemas.microsoft.com/office/word/2010/wordprocessingDrawing" xmlns:wp="http://schemas.openxmlformats.org/drawingml/2006/wordprocessingDrawing" xmlns:w10="urn:schemas-microsoft-com:office:word" xmlns:w="http://schemas.openxmlformats.org/wordprocessingml/2006/main" xmlns:w14="http://schemas.microsoft.com/office/word/2010/wordml" xmlns:w15="http://schemas.microsoft.com/office/word/2012/wordml" xmlns:w16cex="http://schemas.microsoft.com/office/word/2018/wordml/cex" xmlns:w16cid="http://schemas.microsoft.com/office/word/2016/wordml/cid" xmlns:w16="http://schemas.microsoft.com/office/word/2018/wordml" xmlns:w16du="http://schemas.microsoft.com/office/word/2023/wordml/word16du" xmlns:w16sdtdh="http://schemas.microsoft.com/office/word/2020/wordml/sdtdatahash" xmlns:w16sdtfl="http://schemas.microsoft.com/office/word/2024/wordml/sdtformatlock" xmlns:w16se="http://schemas.microsoft.com/office/word/2015/wordml/symex" xmlns:wpg="http://schemas.microsoft.com/office/word/2010/wordprocessingGroup" xmlns:wpi="http://schemas.microsoft.com/office/word/2010/wordprocessingInk" xmlns:wne="http://schemas.microsoft.com/office/word/2006/wordml" xmlns:wps="http://schemas.microsoft.com/office/word/2010/wordprocessingShape" mc:Ignorable="w14 w15 w16se w16cid w16 w16cex w16sdtdh w16sdtfl w16du wp14">
+<w:document xmlns:wpc="http://schemas.microsoft.com/office/word/2010/wordprocessingCanvas" xmlns:cx="http://schemas.microsoft.com/office/drawing/2014/chartex" xmlns:cx1="http://schemas.microsoft.com/office/drawing/2015/9/8/chartex" xmlns:cx2="http://schemas.microsoft.com/office/drawing/2015/10/21/chartex" xmlns:cx3="http://schemas.microsoft.com/office/drawing/2016/5/9/chartex" xmlns:cx4="http://schemas.microsoft.com/office/drawing/2016/5/10/chartex" xmlns:cx5="http://schemas.microsoft.com/office/drawing/2016/5/11/chartex" xmlns:cx6="http://schemas.microsoft.com/office/drawing/2016/5/12/chartex" xmlns:cx7="http://schemas.microsoft.com/office/drawing/2016/5/13/chartex" xmlns:cx8="http://schemas.microsoft.com/office/drawing/2016/5/14/chartex" xmlns:mc="http://schemas.openxmlformats.org/markup-compatibility/2006" xmlns:m="http://schemas.openxmlformats.org/officeDocument/2006/math" xmlns:aink="http://schemas.microsoft.com/office/drawing/2016/ink" xmlns:am3d="http://schemas.microsoft.com/office/drawing/2017/model3d" xmlns:oel="http://schemas.microsoft.com/office/2019/extlst" xmlns:r="http://schemas.openxmlformats.org/officeDocument/2006/relationships" xmlns:wp14="http://schemas.microsoft.com/office/word/2010/wordprocessingDrawing" xmlns:wp="http://schemas.openxmlformats.org/drawingml/2006/wordprocessingDrawing" xmlns:wpg="http://schemas.microsoft.com/office/word/2010/wordprocessingGroup" xmlns:wpi="http://schemas.microsoft.com/office/word/2010/wordprocessingInk" xmlns:wps="http://schemas.microsoft.com/office/word/2010/wordprocessingShape" xmlns:o="urn:schemas-microsoft-com:office:office" xmlns:v="urn:schemas-microsoft-com:vml" xmlns:w10="urn:schemas-microsoft-com:office:word" xmlns:w="http://schemas.openxmlformats.org/wordprocessingml/2006/main" xmlns:w14="http://schemas.microsoft.com/office/word/2010/wordml" xmlns:w15="http://schemas.microsoft.com/office/word/2012/wordml" xmlns:w16cex="http://schemas.microsoft.com/office/word/2018/wordml/cex" xmlns:w16cid="http://schemas.microsoft.com/office/word/2016/wordml/cid" xmlns:w16="http://schemas.microsoft.com/office/word/2018/wordml" xmlns:w16sdtdh="http://schemas.microsoft.com/office/word/2020/wordml/sdtdatahash" xmlns:w16sdtfl="http://schemas.microsoft.com/office/word/2024/wordml/sdtformatlock" xmlns:w16se="http://schemas.microsoft.com/office/word/2015/wordml/symex" xmlns:w16du="http://schemas.microsoft.com/office/word/2023/wordml/word16du" xmlns:wne="http://schemas.microsoft.com/office/word/2006/wordml" mc:Ignorable="w14 w15 w16se w16cid w16 w16cex w16sdtdh w16sdtfl w16du wp14">
   <w:body>
     <w:p>
       <w:pPr>
         <w:pStyle w:val="Title"/>
         <w:rPr>
-          <w:rFonts w:ascii="Arial" w:hAnsi="Arial" w:cs="Arial" w:hint="eastAsia"/>
-        </w:rPr>
-      </w:pPr>
-      <w:r>
-        <w:rPr>
-          <w:rFonts w:ascii="Arial" w:hAnsi="Arial" w:cs="Arial"/>
-        </w:rPr>
-        <w:t>A</w:t>
-      </w:r>
-      <w:r>
-        <w:rPr>
-          <w:rFonts w:ascii="Arial" w:hAnsi="Arial" w:cs="Arial"/>
-        </w:rPr>
-        <w:t xml:space="preserve">I Tool Usage </w:t>
-      </w:r>
-      <w:r>
-        <w:rPr>
-          <w:rFonts w:ascii="Arial" w:hAnsi="Arial" w:cs="Arial"/>
-        </w:rPr>
-        <w:t>/</w:t>
-      </w:r>
-      <w:r>
-        <w:rPr>
-          <w:rFonts w:ascii="Arial" w:hAnsi="Arial" w:cs="Arial"/>
-        </w:rPr>
-        <w:t xml:space="preserve"> Chat History</w:t>
+          <w:rFonts w:ascii="Arial" w:hAnsi="Arial" w:cs="Arial"/>
+        </w:rPr>
+      </w:pPr>
+      <w:r>
+        <w:rPr>
+          <w:rFonts w:ascii="Arial" w:hAnsi="Arial" w:cs="Arial"/>
+        </w:rPr>
+        <w:t>AI Tool Usage / Chat History</w:t>
       </w:r>
     </w:p>
     <w:p>
@@ -117,266 +99,1018 @@
     <w:p>
       <w:pPr>
         <w:rPr>
+          <w:rFonts w:ascii="Arial" w:hAnsi="Arial" w:cs="Arial"/>
+        </w:rPr>
+      </w:pPr>
+      <w:r>
+        <w:rPr>
           <w:rFonts w:ascii="Arial" w:hAnsi="Arial" w:cs="Arial" w:hint="eastAsia"/>
         </w:rPr>
-      </w:pPr>
-      <w:r>
-        <w:rPr>
-          <w:rFonts w:ascii="Arial" w:hAnsi="Arial" w:cs="Arial" w:hint="eastAsia"/>
-        </w:rPr>
         <w:t>__________________________________________________________________</w:t>
       </w:r>
     </w:p>
     <w:p>
       <w:pPr>
-        <w:pStyle w:val="Heading2"/>
-      </w:pPr>
-      <w:r>
-        <w:t>Example Layout</w:t>
-      </w:r>
-    </w:p>
-    <w:p>
-      <w:pPr>
-        <w:rPr>
-          <w:rFonts w:ascii="Arial" w:hAnsi="Arial" w:cs="Arial"/>
-          <w:sz w:val="22"/>
-          <w:szCs w:val="22"/>
-        </w:rPr>
-      </w:pPr>
-      <w:r>
-        <w:rPr>
-          <w:rFonts w:ascii="Arial" w:hAnsi="Arial" w:cs="Arial"/>
-          <w:sz w:val="22"/>
-          <w:szCs w:val="22"/>
-        </w:rPr>
-        <w:t>Session 1 – Date: DD/MM/YYYY</w:t>
-      </w:r>
-    </w:p>
-    <w:p>
-      <w:pPr>
-        <w:pStyle w:val="NoSpacing"/>
-      </w:pPr>
-      <w:r>
+        <w:rPr>
+          <w:rFonts w:ascii="Arial" w:hAnsi="Arial" w:cs="Arial"/>
+          <w:b/>
+          <w:bCs/>
+          <w:sz w:val="22"/>
+          <w:szCs w:val="22"/>
+        </w:rPr>
+      </w:pPr>
+      <w:r>
+        <w:rPr>
+          <w:rFonts w:ascii="Arial" w:hAnsi="Arial" w:cs="Arial"/>
+          <w:b/>
+          <w:bCs/>
+          <w:sz w:val="22"/>
+          <w:szCs w:val="22"/>
+        </w:rPr>
+        <w:t>1. Random Forest performance</w:t>
+      </w:r>
+    </w:p>
+    <w:p>
+      <w:pPr>
+        <w:rPr>
+          <w:rFonts w:ascii="Arial" w:hAnsi="Arial" w:cs="Arial"/>
+          <w:sz w:val="22"/>
+          <w:szCs w:val="22"/>
+        </w:rPr>
+      </w:pPr>
+      <w:r>
+        <w:rPr>
+          <w:rFonts w:ascii="Arial" w:hAnsi="Arial" w:cs="Arial"/>
+          <w:sz w:val="22"/>
+          <w:szCs w:val="22"/>
+        </w:rPr>
+        <w:t>Tool: Claude</w:t>
+      </w:r>
+    </w:p>
+    <w:p>
+      <w:pPr>
+        <w:rPr>
+          <w:rFonts w:ascii="Arial" w:hAnsi="Arial" w:cs="Arial"/>
+          <w:sz w:val="22"/>
+          <w:szCs w:val="22"/>
+        </w:rPr>
+      </w:pPr>
+      <w:r>
+        <w:rPr>
+          <w:rFonts w:ascii="Arial" w:hAnsi="Arial" w:cs="Arial"/>
+          <w:sz w:val="22"/>
+          <w:szCs w:val="22"/>
+        </w:rPr>
+        <w:t xml:space="preserve">Date: </w:t>
+      </w:r>
+      <w:r>
+        <w:rPr>
+          <w:rFonts w:ascii="Arial" w:hAnsi="Arial" w:cs="Arial"/>
+          <w:sz w:val="22"/>
+          <w:szCs w:val="22"/>
+        </w:rPr>
+        <w:t>10/09/2026</w:t>
+      </w:r>
+    </w:p>
+    <w:p>
+      <w:pPr>
+        <w:rPr>
+          <w:rFonts w:ascii="Arial" w:hAnsi="Arial" w:cs="Arial"/>
+          <w:sz w:val="22"/>
+          <w:szCs w:val="22"/>
+        </w:rPr>
+      </w:pPr>
+      <w:r>
+        <w:rPr>
+          <w:rFonts w:ascii="Arial" w:hAnsi="Arial" w:cs="Arial"/>
+          <w:sz w:val="22"/>
+          <w:szCs w:val="22"/>
+        </w:rPr>
         <w:t>Student Prompt:</w:t>
       </w:r>
-    </w:p>
-    <w:p>
-      <w:pPr>
-        <w:rPr>
-          <w:rFonts w:ascii="Arial" w:hAnsi="Arial" w:cs="Arial"/>
-          <w:i/>
-          <w:iCs/>
-          <w:sz w:val="22"/>
-          <w:szCs w:val="22"/>
-        </w:rPr>
-      </w:pPr>
-      <w:r>
-        <w:rPr>
-          <w:rFonts w:ascii="Arial" w:hAnsi="Arial" w:cs="Arial"/>
-          <w:i/>
-          <w:iCs/>
-          <w:sz w:val="22"/>
-          <w:szCs w:val="22"/>
-        </w:rPr>
-        <w:t>Explain the difference between supervised and unsupervised learning.</w:t>
-      </w:r>
-    </w:p>
-    <w:p>
-      <w:pPr>
-        <w:pStyle w:val="NoSpacing"/>
-      </w:pPr>
-      <w:r>
-        <w:t>AI Response:</w:t>
-      </w:r>
-    </w:p>
-    <w:p>
-      <w:pPr>
-        <w:rPr>
-          <w:rFonts w:ascii="Arial" w:hAnsi="Arial" w:cs="Arial"/>
-          <w:i/>
-          <w:iCs/>
-          <w:sz w:val="22"/>
-          <w:szCs w:val="22"/>
-        </w:rPr>
-      </w:pPr>
-      <w:r>
-        <w:rPr>
-          <w:rFonts w:ascii="Arial" w:hAnsi="Arial" w:cs="Arial"/>
-          <w:i/>
-          <w:iCs/>
-          <w:sz w:val="22"/>
-          <w:szCs w:val="22"/>
-        </w:rPr>
-        <w:t>Supervised learning uses labelled data...</w:t>
-      </w:r>
-    </w:p>
-    <w:p>
-      <w:pPr>
-        <w:rPr>
-          <w:rFonts w:ascii="Arial" w:hAnsi="Arial" w:cs="Arial"/>
-          <w:i/>
-          <w:iCs/>
-          <w:sz w:val="22"/>
-          <w:szCs w:val="22"/>
-        </w:rPr>
-      </w:pPr>
-      <w:r>
-        <w:rPr>
-          <w:rFonts w:ascii="Arial" w:hAnsi="Arial" w:cs="Arial"/>
-          <w:i/>
-          <w:iCs/>
-          <w:sz w:val="22"/>
-          <w:szCs w:val="22"/>
-        </w:rPr>
-        <w:t>Unsupervised learning identifies hidden patterns...</w:t>
-      </w:r>
-    </w:p>
-    <w:p>
-      <w:pPr>
-        <w:rPr>
-          <w:rFonts w:ascii="Arial" w:hAnsi="Arial" w:cs="Arial"/>
-          <w:i/>
-          <w:iCs/>
-          <w:sz w:val="22"/>
-          <w:szCs w:val="22"/>
-        </w:rPr>
-      </w:pPr>
-    </w:p>
-    <w:p>
-      <w:pPr>
-        <w:rPr>
-          <w:rFonts w:ascii="Arial" w:hAnsi="Arial" w:cs="Arial"/>
-          <w:i/>
-          <w:iCs/>
-          <w:sz w:val="22"/>
-          <w:szCs w:val="22"/>
-        </w:rPr>
-      </w:pPr>
-    </w:p>
-    <w:p>
-      <w:pPr>
-        <w:rPr>
-          <w:rFonts w:ascii="Arial" w:hAnsi="Arial" w:cs="Arial"/>
-          <w:sz w:val="22"/>
-          <w:szCs w:val="22"/>
-        </w:rPr>
-      </w:pPr>
-      <w:r>
-        <w:rPr>
-          <w:rFonts w:ascii="Arial" w:hAnsi="Arial" w:cs="Arial"/>
-          <w:sz w:val="22"/>
-          <w:szCs w:val="22"/>
-        </w:rPr>
-        <w:t xml:space="preserve">Session </w:t>
-      </w:r>
-      <w:r>
-        <w:rPr>
-          <w:rFonts w:ascii="Arial" w:hAnsi="Arial" w:cs="Arial" w:hint="eastAsia"/>
-          <w:sz w:val="22"/>
-          <w:szCs w:val="22"/>
-        </w:rPr>
-        <w:t>2</w:t>
-      </w:r>
-      <w:r>
-        <w:rPr>
-          <w:rFonts w:ascii="Arial" w:hAnsi="Arial" w:cs="Arial"/>
-          <w:sz w:val="22"/>
-          <w:szCs w:val="22"/>
-        </w:rPr>
-        <w:t xml:space="preserve"> – Date: DD/MM/YYYY</w:t>
-      </w:r>
-    </w:p>
-    <w:p>
-      <w:pPr>
-        <w:pStyle w:val="NoSpacing"/>
-      </w:pPr>
-      <w:r>
+      <w:r>
+        <w:rPr>
+          <w:rFonts w:ascii="Arial" w:hAnsi="Arial" w:cs="Arial"/>
+          <w:sz w:val="22"/>
+          <w:szCs w:val="22"/>
+        </w:rPr>
+        <w:t xml:space="preserve"> </w:t>
+      </w:r>
+      <w:r>
+        <w:rPr>
+          <w:rFonts w:ascii="Arial" w:hAnsi="Arial" w:cs="Arial"/>
+          <w:sz w:val="22"/>
+          <w:szCs w:val="22"/>
+        </w:rPr>
+        <w:t>We made a random forest but our RSME: 35,956 but we need to reduce it, can you check the file?</w:t>
+      </w:r>
+    </w:p>
+    <w:p>
+      <w:pPr>
+        <w:rPr>
+          <w:rFonts w:ascii="Arial" w:hAnsi="Arial" w:cs="Arial"/>
+          <w:sz w:val="22"/>
+          <w:szCs w:val="22"/>
+        </w:rPr>
+      </w:pPr>
+      <w:r>
+        <w:rPr>
+          <w:rFonts w:ascii="Arial" w:hAnsi="Arial" w:cs="Arial"/>
+          <w:sz w:val="22"/>
+          <w:szCs w:val="22"/>
+        </w:rPr>
+        <w:t>AI Response excerpt:</w:t>
+      </w:r>
+      <w:r>
+        <w:rPr>
+          <w:rFonts w:ascii="Arial" w:hAnsi="Arial" w:cs="Arial"/>
+          <w:sz w:val="22"/>
+          <w:szCs w:val="22"/>
+        </w:rPr>
+        <w:t xml:space="preserve"> </w:t>
+      </w:r>
+      <w:r>
+        <w:rPr>
+          <w:rFonts w:ascii="Arial" w:hAnsi="Arial" w:cs="Arial"/>
+          <w:sz w:val="22"/>
+          <w:szCs w:val="22"/>
+        </w:rPr>
+        <w:t>Read the whole notebook, the README and the git log. Public RMSE 35,514, position 37, CV 35,956.</w:t>
+      </w:r>
+    </w:p>
+    <w:p>
+      <w:pPr>
+        <w:rPr>
+          <w:rFonts w:ascii="Arial" w:hAnsi="Arial" w:cs="Arial"/>
+          <w:sz w:val="22"/>
+          <w:szCs w:val="22"/>
+        </w:rPr>
+      </w:pPr>
+      <w:r>
+        <w:rPr>
+          <w:rFonts w:ascii="Arial" w:hAnsi="Arial" w:cs="Arial"/>
+          <w:sz w:val="22"/>
+          <w:szCs w:val="22"/>
+        </w:rPr>
+        <w:t>First, I owe you a correction</w:t>
+      </w:r>
+    </w:p>
+    <w:p>
+      <w:pPr>
+        <w:rPr>
+          <w:rFonts w:ascii="Arial" w:hAnsi="Arial" w:cs="Arial"/>
+          <w:sz w:val="22"/>
+          <w:szCs w:val="22"/>
+        </w:rPr>
+      </w:pPr>
+      <w:r>
+        <w:rPr>
+          <w:rFonts w:ascii="Arial" w:hAnsi="Arial" w:cs="Arial"/>
+          <w:sz w:val="22"/>
+          <w:szCs w:val="22"/>
+        </w:rPr>
+        <w:t>Last time I said the two-stage model was "the only change with enough headroom to move you from $36k toward $33k". That was too optimistic, and I should have been clearer about what the number meant.</w:t>
+      </w:r>
+    </w:p>
+    <w:p>
+      <w:pPr>
+        <w:rPr>
+          <w:rFonts w:ascii="Arial" w:hAnsi="Arial" w:cs="Arial"/>
+          <w:sz w:val="22"/>
+          <w:szCs w:val="22"/>
+        </w:rPr>
+      </w:pPr>
+      <w:r>
+        <w:rPr>
+          <w:rFonts w:ascii="Arial" w:hAnsi="Arial" w:cs="Arial"/>
+          <w:sz w:val="22"/>
+          <w:szCs w:val="22"/>
+        </w:rPr>
+        <w:t>The $17,476 I derived was an oracle bound: what you'd get if you classified rejections perfectly. Real classifiers don't come close to that, and the reason is visible in your own data</w:t>
+      </w:r>
+      <w:r>
+        <w:rPr>
+          <w:rFonts w:ascii="Arial" w:hAnsi="Arial" w:cs="Arial"/>
+          <w:sz w:val="22"/>
+          <w:szCs w:val="22"/>
+        </w:rPr>
+        <w:t>.</w:t>
+      </w:r>
+    </w:p>
+    <w:p>
+      <w:pPr>
+        <w:rPr>
+          <w:rFonts w:ascii="Arial" w:hAnsi="Arial" w:cs="Arial"/>
+          <w:b/>
+          <w:bCs/>
+          <w:sz w:val="22"/>
+          <w:szCs w:val="22"/>
+        </w:rPr>
+      </w:pPr>
+      <w:r>
+        <w:rPr>
+          <w:rFonts w:ascii="Arial" w:hAnsi="Arial" w:cs="Arial"/>
+          <w:b/>
+          <w:bCs/>
+          <w:sz w:val="22"/>
+          <w:szCs w:val="22"/>
+        </w:rPr>
+        <w:t>2. Reviewing the two-stage model and validation evidence</w:t>
+      </w:r>
+    </w:p>
+    <w:p>
+      <w:pPr>
+        <w:rPr>
+          <w:rFonts w:ascii="Arial" w:hAnsi="Arial" w:cs="Arial"/>
+          <w:sz w:val="22"/>
+          <w:szCs w:val="22"/>
+        </w:rPr>
+      </w:pPr>
+      <w:r>
+        <w:rPr>
+          <w:rFonts w:ascii="Arial" w:hAnsi="Arial" w:cs="Arial"/>
+          <w:sz w:val="22"/>
+          <w:szCs w:val="22"/>
+        </w:rPr>
+        <w:t>Tool: Claude</w:t>
+      </w:r>
+    </w:p>
+    <w:p>
+      <w:pPr>
+        <w:rPr>
+          <w:rFonts w:ascii="Arial" w:hAnsi="Arial" w:cs="Arial"/>
+          <w:sz w:val="22"/>
+          <w:szCs w:val="22"/>
+        </w:rPr>
+      </w:pPr>
+      <w:r>
+        <w:rPr>
+          <w:rFonts w:ascii="Arial" w:hAnsi="Arial" w:cs="Arial"/>
+          <w:sz w:val="22"/>
+          <w:szCs w:val="22"/>
+        </w:rPr>
+        <w:t xml:space="preserve">Date: </w:t>
+      </w:r>
+      <w:r>
+        <w:rPr>
+          <w:rFonts w:ascii="Arial" w:hAnsi="Arial" w:cs="Arial"/>
+          <w:sz w:val="22"/>
+          <w:szCs w:val="22"/>
+        </w:rPr>
+        <w:t>10/09/2026</w:t>
+      </w:r>
+    </w:p>
+    <w:p>
+      <w:pPr>
+        <w:rPr>
+          <w:rFonts w:ascii="Arial" w:hAnsi="Arial" w:cs="Arial"/>
+          <w:sz w:val="22"/>
+          <w:szCs w:val="22"/>
+        </w:rPr>
+      </w:pPr>
+      <w:r>
+        <w:rPr>
+          <w:rFonts w:ascii="Arial" w:hAnsi="Arial" w:cs="Arial"/>
+          <w:sz w:val="22"/>
+          <w:szCs w:val="22"/>
+        </w:rPr>
         <w:t>Student Prompt:</w:t>
       </w:r>
-    </w:p>
-    <w:p>
-      <w:pPr>
-        <w:pStyle w:val="NoSpacing"/>
-        <w:rPr>
-          <w:rFonts w:ascii="Arial" w:hAnsi="Arial" w:cs="Arial"/>
-          <w:i/>
-          <w:iCs/>
-          <w:sz w:val="22"/>
-          <w:szCs w:val="22"/>
-        </w:rPr>
-      </w:pPr>
-      <w:r>
-        <w:rPr>
-          <w:rFonts w:ascii="Arial" w:hAnsi="Arial" w:cs="Arial"/>
-          <w:i/>
-          <w:iCs/>
-          <w:sz w:val="22"/>
-          <w:szCs w:val="22"/>
-        </w:rPr>
-        <w:t>Please proofread the following paragraph and improve clarity:</w:t>
-      </w:r>
-    </w:p>
-    <w:p>
-      <w:pPr>
-        <w:pStyle w:val="NoSpacing"/>
-        <w:rPr>
-          <w:rFonts w:ascii="Arial" w:hAnsi="Arial" w:cs="Arial"/>
-          <w:i/>
-          <w:iCs/>
-          <w:sz w:val="22"/>
-          <w:szCs w:val="22"/>
-        </w:rPr>
-      </w:pPr>
-      <w:r>
-        <w:rPr>
-          <w:rFonts w:ascii="Arial" w:hAnsi="Arial" w:cs="Arial"/>
-          <w:i/>
-          <w:iCs/>
-          <w:sz w:val="22"/>
-          <w:szCs w:val="22"/>
-        </w:rPr>
-        <w:t>&lt;insert paragraph&gt;</w:t>
-      </w:r>
-    </w:p>
-    <w:p>
-      <w:pPr>
-        <w:pStyle w:val="NoSpacing"/>
-        <w:rPr>
-          <w:rFonts w:ascii="Arial" w:hAnsi="Arial" w:cs="Arial" w:hint="eastAsia"/>
-          <w:i/>
-          <w:iCs/>
-          <w:sz w:val="22"/>
-          <w:szCs w:val="22"/>
-        </w:rPr>
-      </w:pPr>
-    </w:p>
-    <w:p>
-      <w:pPr>
-        <w:pStyle w:val="NoSpacing"/>
-      </w:pPr>
-      <w:r>
-        <w:t>AI Response:</w:t>
-      </w:r>
-    </w:p>
-    <w:p>
-      <w:pPr>
-        <w:rPr>
-          <w:rFonts w:ascii="Arial" w:hAnsi="Arial" w:cs="Arial" w:hint="eastAsia"/>
-          <w:i/>
-          <w:iCs/>
-          <w:sz w:val="22"/>
-          <w:szCs w:val="22"/>
-        </w:rPr>
-      </w:pPr>
-      <w:r>
-        <w:rPr>
-          <w:rFonts w:ascii="Arial" w:hAnsi="Arial" w:cs="Arial"/>
-          <w:i/>
-          <w:iCs/>
-          <w:sz w:val="22"/>
-          <w:szCs w:val="22"/>
-        </w:rPr>
-        <w:t>Revised version: ...</w:t>
+      <w:r>
+        <w:rPr>
+          <w:rFonts w:ascii="Arial" w:hAnsi="Arial" w:cs="Arial"/>
+          <w:sz w:val="22"/>
+          <w:szCs w:val="22"/>
+        </w:rPr>
+        <w:t xml:space="preserve"> </w:t>
+      </w:r>
+      <w:r>
+        <w:rPr>
+          <w:rFonts w:ascii="Arial" w:hAnsi="Arial" w:cs="Arial"/>
+          <w:sz w:val="22"/>
+          <w:szCs w:val="22"/>
+        </w:rPr>
+        <w:t>We have been working in the code, we investigated other models, but it's too difficult improve the score, can you check our file?</w:t>
+      </w:r>
+    </w:p>
+    <w:p>
+      <w:pPr>
+        <w:rPr>
+          <w:rFonts w:ascii="Arial" w:hAnsi="Arial" w:cs="Arial"/>
+          <w:sz w:val="22"/>
+          <w:szCs w:val="22"/>
+        </w:rPr>
+      </w:pPr>
+      <w:r>
+        <w:rPr>
+          <w:rFonts w:ascii="Arial" w:hAnsi="Arial" w:cs="Arial"/>
+          <w:sz w:val="22"/>
+          <w:szCs w:val="22"/>
+        </w:rPr>
+        <w:t>AI Response excerpt:</w:t>
+      </w:r>
+      <w:r>
+        <w:rPr>
+          <w:rFonts w:ascii="Arial" w:hAnsi="Arial" w:cs="Arial"/>
+          <w:sz w:val="22"/>
+          <w:szCs w:val="22"/>
+        </w:rPr>
+        <w:t xml:space="preserve"> </w:t>
+      </w:r>
+      <w:r>
+        <w:rPr>
+          <w:rFonts w:ascii="Arial" w:hAnsi="Arial" w:cs="Arial"/>
+          <w:sz w:val="22"/>
+          <w:szCs w:val="22"/>
+        </w:rPr>
+        <w:t xml:space="preserve">Public RMSE 33,096.96, position 19, attempt 4. CV 33,975. That's a real result and the work behind it is solid: the two-stage </w:t>
+      </w:r>
+      <w:proofErr w:type="spellStart"/>
+      <w:r>
+        <w:rPr>
+          <w:rFonts w:ascii="Arial" w:hAnsi="Arial" w:cs="Arial"/>
+          <w:sz w:val="22"/>
+          <w:szCs w:val="22"/>
+        </w:rPr>
+        <w:t>CatBoost</w:t>
+      </w:r>
+      <w:proofErr w:type="spellEnd"/>
+      <w:r>
+        <w:rPr>
+          <w:rFonts w:ascii="Arial" w:hAnsi="Arial" w:cs="Arial"/>
+          <w:sz w:val="22"/>
+          <w:szCs w:val="22"/>
+        </w:rPr>
+        <w:t>, the paired-fold comparison across 15 candidates, the second partition check at split seed 2026, the honest note that you did not reach 33,000 internally. KAGGLE_ATTEMPTS.md is better evidence than most reports will contain.</w:t>
+      </w:r>
+    </w:p>
+    <w:p>
+      <w:pPr>
+        <w:rPr>
+          <w:rFonts w:ascii="Arial" w:hAnsi="Arial" w:cs="Arial"/>
+          <w:b/>
+          <w:bCs/>
+          <w:sz w:val="22"/>
+          <w:szCs w:val="22"/>
+        </w:rPr>
+      </w:pPr>
+      <w:r>
+        <w:rPr>
+          <w:rFonts w:ascii="Arial" w:hAnsi="Arial" w:cs="Arial"/>
+          <w:b/>
+          <w:bCs/>
+          <w:sz w:val="22"/>
+          <w:szCs w:val="22"/>
+        </w:rPr>
+        <w:t>3</w:t>
+      </w:r>
+      <w:r>
+        <w:rPr>
+          <w:rFonts w:ascii="Arial" w:hAnsi="Arial" w:cs="Arial"/>
+          <w:b/>
+          <w:bCs/>
+          <w:sz w:val="22"/>
+          <w:szCs w:val="22"/>
+        </w:rPr>
+        <w:t>. Testing an additional model variation</w:t>
+      </w:r>
+    </w:p>
+    <w:p>
+      <w:pPr>
+        <w:rPr>
+          <w:rFonts w:ascii="Arial" w:hAnsi="Arial" w:cs="Arial"/>
+          <w:sz w:val="22"/>
+          <w:szCs w:val="22"/>
+        </w:rPr>
+      </w:pPr>
+      <w:r>
+        <w:rPr>
+          <w:rFonts w:ascii="Arial" w:hAnsi="Arial" w:cs="Arial"/>
+          <w:sz w:val="22"/>
+          <w:szCs w:val="22"/>
+        </w:rPr>
+        <w:t>Tool: ChatGPT / Codex</w:t>
+      </w:r>
+    </w:p>
+    <w:p>
+      <w:pPr>
+        <w:rPr>
+          <w:rFonts w:ascii="Arial" w:hAnsi="Arial" w:cs="Arial"/>
+          <w:sz w:val="22"/>
+          <w:szCs w:val="22"/>
+        </w:rPr>
+      </w:pPr>
+      <w:r>
+        <w:rPr>
+          <w:rFonts w:ascii="Arial" w:hAnsi="Arial" w:cs="Arial"/>
+          <w:sz w:val="22"/>
+          <w:szCs w:val="22"/>
+        </w:rPr>
+        <w:t>Date: 14/09/2026</w:t>
+      </w:r>
+    </w:p>
+    <w:p>
+      <w:pPr>
+        <w:rPr>
+          <w:rFonts w:ascii="Arial" w:hAnsi="Arial" w:cs="Arial"/>
+          <w:sz w:val="22"/>
+          <w:szCs w:val="22"/>
+        </w:rPr>
+      </w:pPr>
+      <w:r>
+        <w:rPr>
+          <w:rFonts w:ascii="Arial" w:hAnsi="Arial" w:cs="Arial"/>
+          <w:sz w:val="22"/>
+          <w:szCs w:val="22"/>
+        </w:rPr>
+        <w:t>Student Prompt: Done, I have made the commit. Help me make one more attempt. Maybe we can improve the score.</w:t>
+      </w:r>
+    </w:p>
+    <w:p>
+      <w:pPr>
+        <w:rPr>
+          <w:rFonts w:ascii="Arial" w:hAnsi="Arial" w:cs="Arial"/>
+          <w:sz w:val="22"/>
+          <w:szCs w:val="22"/>
+        </w:rPr>
+      </w:pPr>
+      <w:r>
+        <w:rPr>
+          <w:rFonts w:ascii="Arial" w:hAnsi="Arial" w:cs="Arial"/>
+          <w:sz w:val="22"/>
+          <w:szCs w:val="22"/>
+        </w:rPr>
+        <w:lastRenderedPageBreak/>
+        <w:t>AI Response excerpt: It averages three versions of the current model. In validation, it was practically tied with attempt 4, so this is an experimental attempt, not a guaranteed improvement.</w:t>
+      </w:r>
+    </w:p>
+    <w:p>
+      <w:pPr>
+        <w:rPr>
+          <w:rFonts w:ascii="Arial" w:hAnsi="Arial" w:cs="Arial"/>
+          <w:b/>
+          <w:bCs/>
+          <w:sz w:val="22"/>
+          <w:szCs w:val="22"/>
+        </w:rPr>
+      </w:pPr>
+      <w:r>
+        <w:rPr>
+          <w:rFonts w:ascii="Arial" w:hAnsi="Arial" w:cs="Arial"/>
+          <w:b/>
+          <w:bCs/>
+          <w:sz w:val="22"/>
+          <w:szCs w:val="22"/>
+        </w:rPr>
+        <w:t>4.</w:t>
+      </w:r>
+      <w:r>
+        <w:rPr>
+          <w:rFonts w:ascii="Arial" w:hAnsi="Arial" w:cs="Arial"/>
+          <w:b/>
+          <w:bCs/>
+          <w:sz w:val="22"/>
+          <w:szCs w:val="22"/>
+        </w:rPr>
+        <w:t xml:space="preserve"> Bringing the report evidence into one notebook</w:t>
+      </w:r>
+    </w:p>
+    <w:p>
+      <w:pPr>
+        <w:rPr>
+          <w:rFonts w:ascii="Arial" w:hAnsi="Arial" w:cs="Arial"/>
+          <w:sz w:val="22"/>
+          <w:szCs w:val="22"/>
+        </w:rPr>
+      </w:pPr>
+      <w:r>
+        <w:rPr>
+          <w:rFonts w:ascii="Arial" w:hAnsi="Arial" w:cs="Arial"/>
+          <w:sz w:val="22"/>
+          <w:szCs w:val="22"/>
+        </w:rPr>
+        <w:t>Tool: ChatGPT / Codex</w:t>
+      </w:r>
+    </w:p>
+    <w:p>
+      <w:pPr>
+        <w:rPr>
+          <w:rFonts w:ascii="Arial" w:hAnsi="Arial" w:cs="Arial"/>
+          <w:sz w:val="22"/>
+          <w:szCs w:val="22"/>
+        </w:rPr>
+      </w:pPr>
+      <w:r>
+        <w:rPr>
+          <w:rFonts w:ascii="Arial" w:hAnsi="Arial" w:cs="Arial"/>
+          <w:sz w:val="22"/>
+          <w:szCs w:val="22"/>
+        </w:rPr>
+        <w:t>Date: 14/09/2026</w:t>
+      </w:r>
+    </w:p>
+    <w:p>
+      <w:pPr>
+        <w:rPr>
+          <w:rFonts w:ascii="Arial" w:hAnsi="Arial" w:cs="Arial"/>
+          <w:sz w:val="22"/>
+          <w:szCs w:val="22"/>
+        </w:rPr>
+      </w:pPr>
+      <w:r>
+        <w:rPr>
+          <w:rFonts w:ascii="Arial" w:hAnsi="Arial" w:cs="Arial"/>
+          <w:sz w:val="22"/>
+          <w:szCs w:val="22"/>
+        </w:rPr>
+        <w:t xml:space="preserve">Student Prompt: Would it be better to use the existing notebook called </w:t>
+      </w:r>
+      <w:proofErr w:type="spellStart"/>
+      <w:r>
+        <w:rPr>
+          <w:rFonts w:ascii="Arial" w:hAnsi="Arial" w:cs="Arial"/>
+          <w:sz w:val="22"/>
+          <w:szCs w:val="22"/>
+        </w:rPr>
+        <w:t>final_clean</w:t>
+      </w:r>
+      <w:proofErr w:type="spellEnd"/>
+      <w:r>
+        <w:rPr>
+          <w:rFonts w:ascii="Arial" w:hAnsi="Arial" w:cs="Arial"/>
+          <w:sz w:val="22"/>
+          <w:szCs w:val="22"/>
+        </w:rPr>
+        <w:t xml:space="preserve"> rather than creating a new notebook?</w:t>
+      </w:r>
+    </w:p>
+    <w:p>
+      <w:pPr>
+        <w:rPr>
+          <w:rFonts w:ascii="Arial" w:hAnsi="Arial" w:cs="Arial"/>
+          <w:sz w:val="22"/>
+          <w:szCs w:val="22"/>
+        </w:rPr>
+      </w:pPr>
+      <w:r>
+        <w:rPr>
+          <w:rFonts w:ascii="Arial" w:hAnsi="Arial" w:cs="Arial"/>
+          <w:sz w:val="22"/>
+          <w:szCs w:val="22"/>
+        </w:rPr>
+        <w:t xml:space="preserve">AI Response excerpt: After reviewing the existing </w:t>
+      </w:r>
+      <w:proofErr w:type="spellStart"/>
+      <w:r>
+        <w:rPr>
+          <w:rFonts w:ascii="Arial" w:hAnsi="Arial" w:cs="Arial"/>
+          <w:sz w:val="22"/>
+          <w:szCs w:val="22"/>
+        </w:rPr>
+        <w:t>final_clean</w:t>
+      </w:r>
+      <w:proofErr w:type="spellEnd"/>
+      <w:r>
+        <w:rPr>
+          <w:rFonts w:ascii="Arial" w:hAnsi="Arial" w:cs="Arial"/>
+          <w:sz w:val="22"/>
+          <w:szCs w:val="22"/>
+        </w:rPr>
+        <w:t xml:space="preserve"> notebook, it appears to be the most appropriate notebook to use. The review indicates that it already brings together:</w:t>
+      </w:r>
+    </w:p>
+    <w:p>
+      <w:pPr>
+        <w:rPr>
+          <w:rFonts w:ascii="Arial" w:hAnsi="Arial" w:cs="Arial"/>
+          <w:sz w:val="22"/>
+          <w:szCs w:val="22"/>
+        </w:rPr>
+      </w:pPr>
+      <w:r>
+        <w:rPr>
+          <w:rFonts w:ascii="Arial" w:hAnsi="Arial" w:cs="Arial"/>
+          <w:sz w:val="22"/>
+          <w:szCs w:val="22"/>
+        </w:rPr>
+        <w:t>The tables and chart, along with the code used to reproduce them.</w:t>
+      </w:r>
+    </w:p>
+    <w:p>
+      <w:pPr>
+        <w:rPr>
+          <w:rFonts w:ascii="Arial" w:hAnsi="Arial" w:cs="Arial"/>
+          <w:sz w:val="22"/>
+          <w:szCs w:val="22"/>
+        </w:rPr>
+      </w:pPr>
+      <w:r>
+        <w:rPr>
+          <w:rFonts w:ascii="Arial" w:hAnsi="Arial" w:cs="Arial"/>
+          <w:sz w:val="22"/>
+          <w:szCs w:val="22"/>
+        </w:rPr>
+        <w:t>The selected model from attempt 4 and its comparison with attempt 5.</w:t>
+      </w:r>
+    </w:p>
+    <w:p>
+      <w:pPr>
+        <w:rPr>
+          <w:rFonts w:ascii="Arial" w:hAnsi="Arial" w:cs="Arial"/>
+          <w:sz w:val="22"/>
+          <w:szCs w:val="22"/>
+        </w:rPr>
+      </w:pPr>
+      <w:r>
+        <w:rPr>
+          <w:rFonts w:ascii="Arial" w:hAnsi="Arial" w:cs="Arial"/>
+          <w:sz w:val="22"/>
+          <w:szCs w:val="22"/>
+        </w:rPr>
+        <w:t>A review of the report in Section 16.</w:t>
+      </w:r>
+    </w:p>
+    <w:p>
+      <w:pPr>
+        <w:rPr>
+          <w:rFonts w:ascii="Arial" w:hAnsi="Arial" w:cs="Arial"/>
+          <w:sz w:val="22"/>
+          <w:szCs w:val="22"/>
+        </w:rPr>
+      </w:pPr>
+      <w:r>
+        <w:rPr>
+          <w:rFonts w:ascii="Arial" w:hAnsi="Arial" w:cs="Arial"/>
+          <w:sz w:val="22"/>
+          <w:szCs w:val="22"/>
+        </w:rPr>
+        <w:t>The notebook was also checked against the 10,000 predictions from attempt 4, and they appear to be reproduced exactly.</w:t>
+      </w:r>
+    </w:p>
+    <w:p>
+      <w:pPr>
+        <w:rPr>
+          <w:rFonts w:ascii="Arial" w:hAnsi="Arial" w:cs="Arial"/>
+          <w:sz w:val="22"/>
+          <w:szCs w:val="22"/>
+        </w:rPr>
+      </w:pPr>
+      <w:r>
+        <w:rPr>
+          <w:rFonts w:ascii="Arial" w:hAnsi="Arial" w:cs="Arial"/>
+          <w:sz w:val="22"/>
+          <w:szCs w:val="22"/>
+        </w:rPr>
+        <w:t>A comparison with Aditya's previous version suggests that the existing version can be retained. However, four table cells and some paragraphs in the Word document still contain older figures. These inconsistencies are identified in the notebook and would need to be updated. No changes were made to the Word document or PDF; the review only identifies the areas where updates are recommended.</w:t>
+      </w:r>
+    </w:p>
+    <w:p>
+      <w:pPr>
+        <w:rPr>
+          <w:rFonts w:ascii="Arial" w:hAnsi="Arial" w:cs="Arial"/>
+          <w:b/>
+          <w:bCs/>
+          <w:sz w:val="22"/>
+          <w:szCs w:val="22"/>
+        </w:rPr>
+      </w:pPr>
+      <w:r>
+        <w:rPr>
+          <w:rFonts w:ascii="Arial" w:hAnsi="Arial" w:cs="Arial"/>
+          <w:b/>
+          <w:bCs/>
+          <w:sz w:val="22"/>
+          <w:szCs w:val="22"/>
+        </w:rPr>
+        <w:t>5</w:t>
+      </w:r>
+      <w:r>
+        <w:rPr>
+          <w:rFonts w:ascii="Arial" w:hAnsi="Arial" w:cs="Arial"/>
+          <w:b/>
+          <w:bCs/>
+          <w:sz w:val="22"/>
+          <w:szCs w:val="22"/>
+        </w:rPr>
+        <w:t>. Considering validation results before a Kaggle submission</w:t>
+      </w:r>
+    </w:p>
+    <w:p>
+      <w:pPr>
+        <w:rPr>
+          <w:rFonts w:ascii="Arial" w:hAnsi="Arial" w:cs="Arial"/>
+          <w:sz w:val="22"/>
+          <w:szCs w:val="22"/>
+        </w:rPr>
+      </w:pPr>
+      <w:r>
+        <w:rPr>
+          <w:rFonts w:ascii="Arial" w:hAnsi="Arial" w:cs="Arial"/>
+          <w:sz w:val="22"/>
+          <w:szCs w:val="22"/>
+        </w:rPr>
+        <w:t>Tool: ChatGPT / Codex</w:t>
+      </w:r>
+    </w:p>
+    <w:p>
+      <w:pPr>
+        <w:rPr>
+          <w:rFonts w:ascii="Arial" w:hAnsi="Arial" w:cs="Arial"/>
+          <w:sz w:val="22"/>
+          <w:szCs w:val="22"/>
+        </w:rPr>
+      </w:pPr>
+      <w:r>
+        <w:rPr>
+          <w:rFonts w:ascii="Arial" w:hAnsi="Arial" w:cs="Arial"/>
+          <w:sz w:val="22"/>
+          <w:szCs w:val="22"/>
+        </w:rPr>
+        <w:t>Date: 14/09/2026</w:t>
+      </w:r>
+    </w:p>
+    <w:p>
+      <w:pPr>
+        <w:rPr>
+          <w:rFonts w:ascii="Arial" w:hAnsi="Arial" w:cs="Arial"/>
+          <w:sz w:val="22"/>
+          <w:szCs w:val="22"/>
+        </w:rPr>
+      </w:pPr>
+      <w:r>
+        <w:rPr>
+          <w:rFonts w:ascii="Arial" w:hAnsi="Arial" w:cs="Arial"/>
+          <w:sz w:val="22"/>
+          <w:szCs w:val="22"/>
+        </w:rPr>
+        <w:t>Student Prompt:</w:t>
+      </w:r>
+      <w:r>
+        <w:rPr>
+          <w:rFonts w:ascii="Arial" w:hAnsi="Arial" w:cs="Arial"/>
+          <w:sz w:val="22"/>
+          <w:szCs w:val="22"/>
+        </w:rPr>
+        <w:t xml:space="preserve"> </w:t>
+      </w:r>
+      <w:r>
+        <w:rPr>
+          <w:rFonts w:ascii="Arial" w:hAnsi="Arial" w:cs="Arial"/>
+          <w:sz w:val="22"/>
+          <w:szCs w:val="22"/>
+        </w:rPr>
+        <w:t>Based on the validation results, would it make sense to submit this model, or would it be better to wait for another model?</w:t>
+      </w:r>
+    </w:p>
+    <w:p>
+      <w:pPr>
+        <w:rPr>
+          <w:rFonts w:ascii="Arial" w:hAnsi="Arial" w:cs="Arial"/>
+          <w:sz w:val="22"/>
+          <w:szCs w:val="22"/>
+        </w:rPr>
+      </w:pPr>
+      <w:r>
+        <w:rPr>
+          <w:rFonts w:ascii="Arial" w:hAnsi="Arial" w:cs="Arial"/>
+          <w:sz w:val="22"/>
+          <w:szCs w:val="22"/>
+        </w:rPr>
+        <w:t>AI Response excerpt:</w:t>
+      </w:r>
+      <w:r>
+        <w:rPr>
+          <w:rFonts w:ascii="Arial" w:hAnsi="Arial" w:cs="Arial"/>
+          <w:sz w:val="22"/>
+          <w:szCs w:val="22"/>
+        </w:rPr>
+        <w:t xml:space="preserve"> </w:t>
+      </w:r>
+      <w:r>
+        <w:rPr>
+          <w:rFonts w:ascii="Arial" w:hAnsi="Arial" w:cs="Arial"/>
+          <w:sz w:val="22"/>
+          <w:szCs w:val="22"/>
+        </w:rPr>
+        <w:t>Based on the available validation results, this model appears to be a reasonable candidate for the final Kaggle submission. There is currently no other validated model that is clearly better, and this model was practically tied with the current model across both validation splits.</w:t>
+      </w:r>
+    </w:p>
+    <w:p>
+      <w:pPr>
+        <w:rPr>
+          <w:rFonts w:ascii="Arial" w:hAnsi="Arial" w:cs="Arial"/>
+          <w:sz w:val="22"/>
+          <w:szCs w:val="22"/>
+        </w:rPr>
+      </w:pPr>
+      <w:r>
+        <w:rPr>
+          <w:rFonts w:ascii="Arial" w:hAnsi="Arial" w:cs="Arial"/>
+          <w:sz w:val="22"/>
+          <w:szCs w:val="22"/>
+        </w:rPr>
+        <w:t>However, the Kaggle performance cannot be predicted with certainty from the validation results, so a score below 33,000 cannot be guaranteed. Attempt 4 remains available as a preserved alternative.</w:t>
+      </w:r>
+    </w:p>
+    <w:p>
+      <w:pPr>
+        <w:rPr>
+          <w:rFonts w:ascii="Arial" w:hAnsi="Arial" w:cs="Arial"/>
+          <w:sz w:val="22"/>
+          <w:szCs w:val="22"/>
+        </w:rPr>
+      </w:pPr>
+      <w:r>
+        <w:rPr>
+          <w:rFonts w:ascii="Arial" w:hAnsi="Arial" w:cs="Arial"/>
+          <w:sz w:val="22"/>
+          <w:szCs w:val="22"/>
+        </w:rPr>
+        <w:t>Given the current results, further model testing may have limited value compared with focusing on the report and final submission, which also contribute significantly to the overall grade.</w:t>
+      </w:r>
+    </w:p>
+    <w:p>
+      <w:pPr>
+        <w:rPr>
+          <w:rFonts w:ascii="Arial" w:hAnsi="Arial" w:cs="Arial"/>
+          <w:b/>
+          <w:bCs/>
+          <w:sz w:val="22"/>
+          <w:szCs w:val="22"/>
+        </w:rPr>
+      </w:pPr>
+      <w:r>
+        <w:rPr>
+          <w:rFonts w:ascii="Arial" w:hAnsi="Arial" w:cs="Arial"/>
+          <w:b/>
+          <w:bCs/>
+          <w:sz w:val="22"/>
+          <w:szCs w:val="22"/>
+        </w:rPr>
+        <w:t>6</w:t>
+      </w:r>
+      <w:r>
+        <w:rPr>
+          <w:rFonts w:ascii="Arial" w:hAnsi="Arial" w:cs="Arial"/>
+          <w:b/>
+          <w:bCs/>
+          <w:sz w:val="22"/>
+          <w:szCs w:val="22"/>
+        </w:rPr>
+        <w:t>. Clarifying the report format</w:t>
+      </w:r>
+    </w:p>
+    <w:p>
+      <w:pPr>
+        <w:rPr>
+          <w:rFonts w:ascii="Arial" w:hAnsi="Arial" w:cs="Arial"/>
+          <w:sz w:val="22"/>
+          <w:szCs w:val="22"/>
+        </w:rPr>
+      </w:pPr>
+      <w:r>
+        <w:rPr>
+          <w:rFonts w:ascii="Arial" w:hAnsi="Arial" w:cs="Arial"/>
+          <w:sz w:val="22"/>
+          <w:szCs w:val="22"/>
+        </w:rPr>
+        <w:t>Tool: ChatGPT / Codex</w:t>
+      </w:r>
+    </w:p>
+    <w:p>
+      <w:pPr>
+        <w:rPr>
+          <w:rFonts w:ascii="Arial" w:hAnsi="Arial" w:cs="Arial"/>
+          <w:sz w:val="22"/>
+          <w:szCs w:val="22"/>
+        </w:rPr>
+      </w:pPr>
+      <w:r>
+        <w:rPr>
+          <w:rFonts w:ascii="Arial" w:hAnsi="Arial" w:cs="Arial"/>
+          <w:sz w:val="22"/>
+          <w:szCs w:val="22"/>
+        </w:rPr>
+        <w:lastRenderedPageBreak/>
+        <w:t>Date: 14/09/2026</w:t>
+      </w:r>
+    </w:p>
+    <w:p>
+      <w:pPr>
+        <w:rPr>
+          <w:rFonts w:ascii="Arial" w:hAnsi="Arial" w:cs="Arial"/>
+          <w:sz w:val="22"/>
+          <w:szCs w:val="22"/>
+        </w:rPr>
+      </w:pPr>
+      <w:r>
+        <w:rPr>
+          <w:rFonts w:ascii="Arial" w:hAnsi="Arial" w:cs="Arial"/>
+          <w:sz w:val="22"/>
+          <w:szCs w:val="22"/>
+        </w:rPr>
+        <w:t>Student Prompt:</w:t>
+      </w:r>
+      <w:r>
+        <w:rPr>
+          <w:rFonts w:ascii="Arial" w:hAnsi="Arial" w:cs="Arial"/>
+          <w:sz w:val="22"/>
+          <w:szCs w:val="22"/>
+        </w:rPr>
+        <w:t xml:space="preserve"> </w:t>
+      </w:r>
+      <w:r>
+        <w:rPr>
+          <w:rFonts w:ascii="Arial" w:hAnsi="Arial" w:cs="Arial"/>
+          <w:sz w:val="22"/>
+          <w:szCs w:val="22"/>
+        </w:rPr>
+        <w:t>Can the report be generated from a notebook? Aditya created a separate notebook for the report; would that notebook be suitable for this purpose?</w:t>
+      </w:r>
+    </w:p>
+    <w:p>
+      <w:pPr>
+        <w:rPr>
+          <w:rFonts w:ascii="Arial" w:hAnsi="Arial" w:cs="Arial"/>
+          <w:sz w:val="22"/>
+          <w:szCs w:val="22"/>
+        </w:rPr>
+      </w:pPr>
+      <w:r>
+        <w:rPr>
+          <w:rFonts w:ascii="Arial" w:hAnsi="Arial" w:cs="Arial"/>
+          <w:sz w:val="22"/>
+          <w:szCs w:val="22"/>
+        </w:rPr>
+        <w:t>AI Response excerpt:</w:t>
+      </w:r>
+      <w:r>
+        <w:rPr>
+          <w:rFonts w:ascii="Arial" w:hAnsi="Arial" w:cs="Arial"/>
+          <w:sz w:val="22"/>
+          <w:szCs w:val="22"/>
+        </w:rPr>
+        <w:t xml:space="preserve"> </w:t>
+      </w:r>
+      <w:r>
+        <w:rPr>
+          <w:rFonts w:ascii="Arial" w:hAnsi="Arial" w:cs="Arial"/>
+          <w:sz w:val="22"/>
+          <w:szCs w:val="22"/>
+        </w:rPr>
+        <w:t>Yes, a report can be generated from a notebook and exported to PDF; using Word is not necessarily required. The distinction between the notebook and the final report should, however, be considered carefully.</w:t>
+      </w:r>
+    </w:p>
+    <w:p>
+      <w:pPr>
+        <w:rPr>
+          <w:rFonts w:ascii="Arial" w:hAnsi="Arial" w:cs="Arial"/>
+          <w:sz w:val="22"/>
+          <w:szCs w:val="22"/>
+        </w:rPr>
+      </w:pPr>
+      <w:r>
+        <w:rPr>
+          <w:rFonts w:ascii="Arial" w:hAnsi="Arial" w:cs="Arial"/>
+          <w:sz w:val="22"/>
+          <w:szCs w:val="22"/>
+        </w:rPr>
+        <w:t>Based on a review of the files, if the notebook being referred to is FIT5149_A1_final_</w:t>
+      </w:r>
+      <w:proofErr w:type="gramStart"/>
+      <w:r>
+        <w:rPr>
+          <w:rFonts w:ascii="Arial" w:hAnsi="Arial" w:cs="Arial"/>
+          <w:sz w:val="22"/>
+          <w:szCs w:val="22"/>
+        </w:rPr>
+        <w:t>clean.ipynb</w:t>
+      </w:r>
+      <w:proofErr w:type="gramEnd"/>
+      <w:r>
+        <w:rPr>
+          <w:rFonts w:ascii="Arial" w:hAnsi="Arial" w:cs="Arial"/>
+          <w:sz w:val="22"/>
+          <w:szCs w:val="22"/>
+        </w:rPr>
+        <w:t>, it appears to contain the implementation of the previous model rather than a complete report. Its introduction indicates that the analysis and model comparison are presented in a separate report.</w:t>
+      </w:r>
+    </w:p>
+    <w:p>
+      <w:pPr>
+        <w:rPr>
+          <w:rFonts w:ascii="Arial" w:hAnsi="Arial" w:cs="Arial"/>
+          <w:sz w:val="22"/>
+          <w:szCs w:val="22"/>
+        </w:rPr>
+      </w:pPr>
+      <w:r>
+        <w:rPr>
+          <w:rFonts w:ascii="Arial" w:hAnsi="Arial" w:cs="Arial"/>
+          <w:sz w:val="22"/>
+          <w:szCs w:val="22"/>
+        </w:rPr>
+        <w:t>The notebook could potentially serve as the basis for the report, but it would need to include the relevant EDA, model comparisons, model justification, and current results. These are recommendations for what should be included rather than changes already made to the notebook.</w:t>
       </w:r>
     </w:p>
     <w:sectPr>
@@ -390,7 +1124,7 @@
 </file>
 
 <file path=word/styles.xml><?xml version="1.0" encoding="utf-8"?>
-<w:styles xmlns:mc="http://schemas.openxmlformats.org/markup-compatibility/2006" xmlns:r="http://schemas.openxmlformats.org/officeDocument/2006/relationships" xmlns:w="http://schemas.openxmlformats.org/wordprocessingml/2006/main" xmlns:w14="http://schemas.microsoft.com/office/word/2010/wordml" xmlns:w15="http://schemas.microsoft.com/office/word/2012/wordml" xmlns:w16cex="http://schemas.microsoft.com/office/word/2018/wordml/cex" xmlns:w16cid="http://schemas.microsoft.com/office/word/2016/wordml/cid" xmlns:w16="http://schemas.microsoft.com/office/word/2018/wordml" xmlns:w16du="http://schemas.microsoft.com/office/word/2023/wordml/word16du" xmlns:w16sdtdh="http://schemas.microsoft.com/office/word/2020/wordml/sdtdatahash" xmlns:w16sdtfl="http://schemas.microsoft.com/office/word/2024/wordml/sdtformatlock" xmlns:w16se="http://schemas.microsoft.com/office/word/2015/wordml/symex" mc:Ignorable="w14 w15 w16se w16cid w16 w16cex w16sdtdh w16sdtfl w16du">
+<w:styles xmlns:mc="http://schemas.openxmlformats.org/markup-compatibility/2006" xmlns:r="http://schemas.openxmlformats.org/officeDocument/2006/relationships" xmlns:w="http://schemas.openxmlformats.org/wordprocessingml/2006/main" xmlns:w14="http://schemas.microsoft.com/office/word/2010/wordml" xmlns:w15="http://schemas.microsoft.com/office/word/2012/wordml" xmlns:w16cex="http://schemas.microsoft.com/office/word/2018/wordml/cex" xmlns:w16cid="http://schemas.microsoft.com/office/word/2016/wordml/cid" xmlns:w16="http://schemas.microsoft.com/office/word/2018/wordml" xmlns:w16sdtdh="http://schemas.microsoft.com/office/word/2020/wordml/sdtdatahash" xmlns:w16sdtfl="http://schemas.microsoft.com/office/word/2024/wordml/sdtformatlock" xmlns:w16se="http://schemas.microsoft.com/office/word/2015/wordml/symex" xmlns:w16du="http://schemas.microsoft.com/office/word/2023/wordml/word16du" mc:Ignorable="w14 w15 w16se w16cid w16 w16cex w16sdtdh w16sdtfl w16du">
   <w:docDefaults>
     <w:rPrDefault>
       <w:rPr>
